--- a/DBTUNING/ch32_SGA튜닝2_공유풀_라지풀/ch32_실습문제.docx
+++ b/DBTUNING/ch32_SGA튜닝2_공유풀_라지풀/ch32_실습문제.docx
@@ -7,7 +7,7 @@
         <w:pStyle w:val="Heading1"/>
       </w:pPr>
       <w:r>
-        <w:t>제18장  SGA 튜닝 ② 공유 풀과 라지 풀 — 실습문제</w:t>
+        <w:t>제ch32  SGA 튜닝 ② 공유 풀과 라지 풀 — 실습문제</w:t>
       </w:r>
     </w:p>
     <w:p>

--- a/DBTUNING/ch32_SGA튜닝2_공유풀_라지풀/ch32_실습문제.docx
+++ b/DBTUNING/ch32_SGA튜닝2_공유풀_라지풀/ch32_실습문제.docx
@@ -7,7 +7,7 @@
         <w:pStyle w:val="Heading1"/>
       </w:pPr>
       <w:r>
-        <w:t>제ch32  SGA 튜닝 ② 공유 풀과 라지 풀 — 실습문제</w:t>
+        <w:t>ch32  SGA 튜닝 ② 공유 풀과 라지 풀 — 실습문제</w:t>
       </w:r>
     </w:p>
     <w:p>
